--- a/templates/pretenzii/44_аук_1част_пост_претензия.docx
+++ b/templates/pretenzii/44_аук_1част_пост_претензия.docx
@@ -96,7 +96,25 @@
           <w:sz w:val="24"/>
           <w:szCs w:val="24"/>
         </w:rPr>
-        <w:t>{должность_адресата_дат}</w:t>
+        <w:t>{</w:t>
+      </w:r>
+      <w:proofErr w:type="spellStart"/>
+      <w:r>
+        <w:rPr>
+          <w:b/>
+          <w:sz w:val="24"/>
+          <w:szCs w:val="24"/>
+        </w:rPr>
+        <w:t>должность_адресата_дат</w:t>
+      </w:r>
+      <w:proofErr w:type="spellEnd"/>
+      <w:r>
+        <w:rPr>
+          <w:b/>
+          <w:sz w:val="24"/>
+          <w:szCs w:val="24"/>
+        </w:rPr>
+        <w:t>}</w:t>
       </w:r>
     </w:p>
     <w:p>
@@ -114,7 +132,25 @@
           <w:sz w:val="24"/>
           <w:szCs w:val="24"/>
         </w:rPr>
-        <w:t>{наименование_контрагента}</w:t>
+        <w:t>{</w:t>
+      </w:r>
+      <w:proofErr w:type="spellStart"/>
+      <w:r>
+        <w:rPr>
+          <w:b/>
+          <w:sz w:val="24"/>
+          <w:szCs w:val="24"/>
+        </w:rPr>
+        <w:t>наименование_контрагента</w:t>
+      </w:r>
+      <w:proofErr w:type="spellEnd"/>
+      <w:r>
+        <w:rPr>
+          <w:b/>
+          <w:sz w:val="24"/>
+          <w:szCs w:val="24"/>
+        </w:rPr>
+        <w:t>}</w:t>
       </w:r>
     </w:p>
     <w:p>
@@ -132,7 +168,25 @@
           <w:sz w:val="24"/>
           <w:szCs w:val="24"/>
         </w:rPr>
-        <w:t>{фио_адресата_дат}</w:t>
+        <w:t>{</w:t>
+      </w:r>
+      <w:proofErr w:type="spellStart"/>
+      <w:r>
+        <w:rPr>
+          <w:b/>
+          <w:sz w:val="24"/>
+          <w:szCs w:val="24"/>
+        </w:rPr>
+        <w:t>фио_адресата_дат</w:t>
+      </w:r>
+      <w:proofErr w:type="spellEnd"/>
+      <w:r>
+        <w:rPr>
+          <w:b/>
+          <w:sz w:val="24"/>
+          <w:szCs w:val="24"/>
+        </w:rPr>
+        <w:t>}</w:t>
       </w:r>
     </w:p>
     <w:p>
@@ -157,7 +211,23 @@
           <w:sz w:val="24"/>
           <w:szCs w:val="24"/>
         </w:rPr>
-        <w:t>Адрес юридического лица: {адрес_юр_лица}</w:t>
+        <w:t>Адрес юридического лица: {</w:t>
+      </w:r>
+      <w:proofErr w:type="spellStart"/>
+      <w:r>
+        <w:rPr>
+          <w:sz w:val="24"/>
+          <w:szCs w:val="24"/>
+        </w:rPr>
+        <w:t>адрес_юр_лица</w:t>
+      </w:r>
+      <w:proofErr w:type="spellEnd"/>
+      <w:r>
+        <w:rPr>
+          <w:sz w:val="24"/>
+          <w:szCs w:val="24"/>
+        </w:rPr>
+        <w:t>}</w:t>
       </w:r>
     </w:p>
     <w:p>
@@ -173,7 +243,55 @@
           <w:sz w:val="24"/>
           <w:szCs w:val="24"/>
         </w:rPr>
-        <w:t>{#почтовый_адрес}Почтовый адрес: {почтовый_адрес}{/почтовый_адрес}</w:t>
+        <w:t>{#почтовый_</w:t>
+      </w:r>
+      <w:proofErr w:type="gramStart"/>
+      <w:r>
+        <w:rPr>
+          <w:sz w:val="24"/>
+          <w:szCs w:val="24"/>
+        </w:rPr>
+        <w:t>адрес}Почтовый</w:t>
+      </w:r>
+      <w:proofErr w:type="gramEnd"/>
+      <w:r>
+        <w:rPr>
+          <w:sz w:val="24"/>
+          <w:szCs w:val="24"/>
+        </w:rPr>
+        <w:t xml:space="preserve"> адрес: {</w:t>
+      </w:r>
+      <w:proofErr w:type="spellStart"/>
+      <w:r>
+        <w:rPr>
+          <w:sz w:val="24"/>
+          <w:szCs w:val="24"/>
+        </w:rPr>
+        <w:t>почтовый_адрес</w:t>
+      </w:r>
+      <w:proofErr w:type="spellEnd"/>
+      <w:r>
+        <w:rPr>
+          <w:sz w:val="24"/>
+          <w:szCs w:val="24"/>
+        </w:rPr>
+        <w:t>}{/</w:t>
+      </w:r>
+      <w:proofErr w:type="spellStart"/>
+      <w:r>
+        <w:rPr>
+          <w:sz w:val="24"/>
+          <w:szCs w:val="24"/>
+        </w:rPr>
+        <w:t>почтовый_адрес</w:t>
+      </w:r>
+      <w:proofErr w:type="spellEnd"/>
+      <w:r>
+        <w:rPr>
+          <w:sz w:val="24"/>
+          <w:szCs w:val="24"/>
+        </w:rPr>
+        <w:t>}</w:t>
       </w:r>
     </w:p>
     <w:p>
@@ -189,7 +307,39 @@
           <w:sz w:val="24"/>
           <w:szCs w:val="24"/>
         </w:rPr>
-        <w:t>ОГРН {огрн}, ИНН {инн}</w:t>
+        <w:t>ОГРН {</w:t>
+      </w:r>
+      <w:proofErr w:type="spellStart"/>
+      <w:r>
+        <w:rPr>
+          <w:sz w:val="24"/>
+          <w:szCs w:val="24"/>
+        </w:rPr>
+        <w:t>огрн</w:t>
+      </w:r>
+      <w:proofErr w:type="spellEnd"/>
+      <w:r>
+        <w:rPr>
+          <w:sz w:val="24"/>
+          <w:szCs w:val="24"/>
+        </w:rPr>
+        <w:t>}, ИНН {</w:t>
+      </w:r>
+      <w:proofErr w:type="spellStart"/>
+      <w:r>
+        <w:rPr>
+          <w:sz w:val="24"/>
+          <w:szCs w:val="24"/>
+        </w:rPr>
+        <w:t>инн</w:t>
+      </w:r>
+      <w:proofErr w:type="spellEnd"/>
+      <w:r>
+        <w:rPr>
+          <w:sz w:val="24"/>
+          <w:szCs w:val="24"/>
+        </w:rPr>
+        <w:t>}</w:t>
       </w:r>
     </w:p>
     <w:p>
@@ -212,7 +362,23 @@
           <w:sz w:val="24"/>
           <w:szCs w:val="24"/>
         </w:rPr>
-        <w:t>{email_контрагента}</w:t>
+        <w:t>{</w:t>
+      </w:r>
+      <w:proofErr w:type="spellStart"/>
+      <w:r>
+        <w:rPr>
+          <w:sz w:val="24"/>
+          <w:szCs w:val="24"/>
+        </w:rPr>
+        <w:t>email_контрагента</w:t>
+      </w:r>
+      <w:proofErr w:type="spellEnd"/>
+      <w:r>
+        <w:rPr>
+          <w:sz w:val="24"/>
+          <w:szCs w:val="24"/>
+        </w:rPr>
+        <w:t>}</w:t>
       </w:r>
     </w:p>
     <w:p>
@@ -235,7 +401,23 @@
           <w:sz w:val="24"/>
           <w:szCs w:val="24"/>
         </w:rPr>
-        <w:t>{телефон_контрагента}</w:t>
+        <w:t>{</w:t>
+      </w:r>
+      <w:proofErr w:type="spellStart"/>
+      <w:r>
+        <w:rPr>
+          <w:sz w:val="24"/>
+          <w:szCs w:val="24"/>
+        </w:rPr>
+        <w:t>телефон_контрагента</w:t>
+      </w:r>
+      <w:proofErr w:type="spellEnd"/>
+      <w:r>
+        <w:rPr>
+          <w:sz w:val="24"/>
+          <w:szCs w:val="24"/>
+        </w:rPr>
+        <w:t>}</w:t>
       </w:r>
     </w:p>
     <w:p>
@@ -310,7 +492,23 @@
           <w:sz w:val="24"/>
           <w:szCs w:val="24"/>
         </w:rPr>
-        <w:t>{дата_поставки}</w:t>
+        <w:t>{</w:t>
+      </w:r>
+      <w:proofErr w:type="spellStart"/>
+      <w:r>
+        <w:rPr>
+          <w:sz w:val="24"/>
+          <w:szCs w:val="24"/>
+        </w:rPr>
+        <w:t>дата_поставки</w:t>
+      </w:r>
+      <w:proofErr w:type="spellEnd"/>
+      <w:r>
+        <w:rPr>
+          <w:sz w:val="24"/>
+          <w:szCs w:val="24"/>
+        </w:rPr>
+        <w:t>}</w:t>
       </w:r>
       <w:r>
         <w:rPr>
@@ -324,7 +522,23 @@
           <w:sz w:val="24"/>
           <w:szCs w:val="24"/>
         </w:rPr>
-        <w:t>{наименование_контрагента}</w:t>
+        <w:t>{</w:t>
+      </w:r>
+      <w:proofErr w:type="spellStart"/>
+      <w:r>
+        <w:rPr>
+          <w:sz w:val="24"/>
+          <w:szCs w:val="24"/>
+        </w:rPr>
+        <w:t>наименование_контрагента</w:t>
+      </w:r>
+      <w:proofErr w:type="spellEnd"/>
+      <w:r>
+        <w:rPr>
+          <w:sz w:val="24"/>
+          <w:szCs w:val="24"/>
+        </w:rPr>
+        <w:t>}</w:t>
       </w:r>
       <w:r>
         <w:rPr>
@@ -338,7 +552,39 @@
           <w:sz w:val="24"/>
           <w:szCs w:val="24"/>
         </w:rPr>
-        <w:t>№ {номер_договора} от {дата_договора}</w:t>
+        <w:t>№ {</w:t>
+      </w:r>
+      <w:proofErr w:type="spellStart"/>
+      <w:r>
+        <w:rPr>
+          <w:sz w:val="24"/>
+          <w:szCs w:val="24"/>
+        </w:rPr>
+        <w:t>номер_договора</w:t>
+      </w:r>
+      <w:proofErr w:type="spellEnd"/>
+      <w:r>
+        <w:rPr>
+          <w:sz w:val="24"/>
+          <w:szCs w:val="24"/>
+        </w:rPr>
+        <w:t>} от {</w:t>
+      </w:r>
+      <w:proofErr w:type="spellStart"/>
+      <w:r>
+        <w:rPr>
+          <w:sz w:val="24"/>
+          <w:szCs w:val="24"/>
+        </w:rPr>
+        <w:t>дата_договора</w:t>
+      </w:r>
+      <w:proofErr w:type="spellEnd"/>
+      <w:r>
+        <w:rPr>
+          <w:sz w:val="24"/>
+          <w:szCs w:val="24"/>
+        </w:rPr>
+        <w:t>}</w:t>
       </w:r>
       <w:r>
         <w:rPr>
@@ -352,7 +598,23 @@
           <w:sz w:val="24"/>
           <w:szCs w:val="24"/>
         </w:rPr>
-        <w:t>{количество_поставки}</w:t>
+        <w:t>{</w:t>
+      </w:r>
+      <w:proofErr w:type="spellStart"/>
+      <w:r>
+        <w:rPr>
+          <w:sz w:val="24"/>
+          <w:szCs w:val="24"/>
+        </w:rPr>
+        <w:t>количество_поставки</w:t>
+      </w:r>
+      <w:proofErr w:type="spellEnd"/>
+      <w:r>
+        <w:rPr>
+          <w:sz w:val="24"/>
+          <w:szCs w:val="24"/>
+        </w:rPr>
+        <w:t>}</w:t>
       </w:r>
       <w:r>
         <w:rPr>
@@ -366,7 +628,23 @@
           <w:sz w:val="24"/>
           <w:szCs w:val="24"/>
         </w:rPr>
-        <w:t>{единица_измерения}</w:t>
+        <w:t>{</w:t>
+      </w:r>
+      <w:proofErr w:type="spellStart"/>
+      <w:r>
+        <w:rPr>
+          <w:sz w:val="24"/>
+          <w:szCs w:val="24"/>
+        </w:rPr>
+        <w:t>единица_измерения</w:t>
+      </w:r>
+      <w:proofErr w:type="spellEnd"/>
+      <w:r>
+        <w:rPr>
+          <w:sz w:val="24"/>
+          <w:szCs w:val="24"/>
+        </w:rPr>
+        <w:t>}</w:t>
       </w:r>
       <w:r>
         <w:rPr>
@@ -380,49 +658,113 @@
           <w:sz w:val="24"/>
           <w:szCs w:val="24"/>
         </w:rPr>
-        <w:t>{база_формат}</w:t>
-      </w:r>
-      <w:r>
-        <w:rPr>
-          <w:sz w:val="24"/>
-          <w:szCs w:val="24"/>
-        </w:rPr>
-        <w:t xml:space="preserve"> руб. (акт сдачи-приемки Товара на ответственное хранение </w:t>
-      </w:r>
-      <w:r>
-        <w:rPr>
-          <w:sz w:val="24"/>
-          <w:szCs w:val="24"/>
-        </w:rPr>
-        <w:t>{номер_дата_акта_отв_хранения}</w:t>
-      </w:r>
-      <w:r>
-        <w:rPr>
-          <w:sz w:val="24"/>
-          <w:szCs w:val="24"/>
-        </w:rPr>
-        <w:t xml:space="preserve"> подписан ФГБУК «Государственный Эрмитаж» (далее - Заказчик) </w:t>
-      </w:r>
-      <w:r>
-        <w:rPr>
-          <w:sz w:val="24"/>
-          <w:szCs w:val="24"/>
-        </w:rPr>
-        <w:t>{дата_акта_отв_хранения}</w:t>
-      </w:r>
-      <w:r>
-        <w:rPr>
-          <w:sz w:val="24"/>
-          <w:szCs w:val="24"/>
-        </w:rPr>
-        <w:t xml:space="preserve">, документ о приемке </w:t>
-      </w:r>
-      <w:r>
-        <w:rPr>
-          <w:sz w:val="24"/>
-          <w:szCs w:val="24"/>
-        </w:rPr>
-        <w:t>{номер_дата_документа_приемки}</w:t>
+        <w:t>{</w:t>
+      </w:r>
+      <w:proofErr w:type="spellStart"/>
+      <w:r>
+        <w:rPr>
+          <w:sz w:val="24"/>
+          <w:szCs w:val="24"/>
+        </w:rPr>
+        <w:t>база_формат</w:t>
+      </w:r>
+      <w:proofErr w:type="spellEnd"/>
+      <w:r>
+        <w:rPr>
+          <w:sz w:val="24"/>
+          <w:szCs w:val="24"/>
+        </w:rPr>
+        <w:t>}</w:t>
+      </w:r>
+      <w:r>
+        <w:rPr>
+          <w:sz w:val="24"/>
+          <w:szCs w:val="24"/>
+        </w:rPr>
+        <w:t xml:space="preserve"> руб. (</w:t>
+      </w:r>
+      <w:r>
+        <w:rPr>
+          <w:sz w:val="24"/>
+          <w:szCs w:val="24"/>
+        </w:rPr>
+        <w:t>{#номер_дата_акта_отв_хранения}акт сдачи-приемки Товара на ответственное хранение {номер_дата_акта_отв_хранения} подписан ФГБУК «Государственный Эрмитаж» (далее - Заказчик)</w:t>
+      </w:r>
+      <w:r>
+        <w:rPr>
+          <w:sz w:val="24"/>
+          <w:szCs w:val="24"/>
+        </w:rPr>
+        <w:t xml:space="preserve"> </w:t>
+      </w:r>
+      <w:r>
+        <w:rPr>
+          <w:sz w:val="24"/>
+          <w:szCs w:val="24"/>
+        </w:rPr>
+        <w:t>{</w:t>
+      </w:r>
+      <w:proofErr w:type="spellStart"/>
+      <w:r>
+        <w:rPr>
+          <w:sz w:val="24"/>
+          <w:szCs w:val="24"/>
+        </w:rPr>
+        <w:t>дата_акта_отв_хранения</w:t>
+      </w:r>
+      <w:proofErr w:type="spellEnd"/>
+      <w:r>
+        <w:rPr>
+          <w:sz w:val="24"/>
+          <w:szCs w:val="24"/>
+        </w:rPr>
+        <w:t>}, {/</w:t>
+      </w:r>
+      <w:proofErr w:type="spellStart"/>
+      <w:r>
+        <w:rPr>
+          <w:sz w:val="24"/>
+          <w:szCs w:val="24"/>
+        </w:rPr>
+        <w:t>номер_дата_акта_отв_хранения</w:t>
+      </w:r>
+      <w:proofErr w:type="spellEnd"/>
+      <w:r>
+        <w:rPr>
+          <w:sz w:val="24"/>
+          <w:szCs w:val="24"/>
+        </w:rPr>
+        <w:t>}</w:t>
+      </w:r>
+      <w:r>
+        <w:rPr>
+          <w:sz w:val="24"/>
+          <w:szCs w:val="24"/>
+        </w:rPr>
+        <w:t xml:space="preserve">документ о приемке </w:t>
+      </w:r>
+      <w:r>
+        <w:rPr>
+          <w:sz w:val="24"/>
+          <w:szCs w:val="24"/>
+        </w:rPr>
+        <w:t>{</w:t>
+      </w:r>
+      <w:proofErr w:type="spellStart"/>
+      <w:r>
+        <w:rPr>
+          <w:sz w:val="24"/>
+          <w:szCs w:val="24"/>
+        </w:rPr>
+        <w:t>номер_дата_документа_приемки</w:t>
+      </w:r>
+      <w:proofErr w:type="spellEnd"/>
+      <w:r>
+        <w:rPr>
+          <w:sz w:val="24"/>
+          <w:szCs w:val="24"/>
+        </w:rPr>
+        <w:t>}</w:t>
       </w:r>
       <w:r>
         <w:rPr>
@@ -436,7 +778,23 @@
           <w:sz w:val="24"/>
           <w:szCs w:val="24"/>
         </w:rPr>
-        <w:t>{дата_документа_приемки}</w:t>
+        <w:t>{</w:t>
+      </w:r>
+      <w:proofErr w:type="spellStart"/>
+      <w:r>
+        <w:rPr>
+          <w:sz w:val="24"/>
+          <w:szCs w:val="24"/>
+        </w:rPr>
+        <w:t>дата_документа_приемки</w:t>
+      </w:r>
+      <w:proofErr w:type="spellEnd"/>
+      <w:r>
+        <w:rPr>
+          <w:sz w:val="24"/>
+          <w:szCs w:val="24"/>
+        </w:rPr>
+        <w:t>}</w:t>
       </w:r>
       <w:r>
         <w:rPr>
@@ -472,7 +830,23 @@
           <w:sz w:val="24"/>
           <w:szCs w:val="24"/>
         </w:rPr>
-        <w:t>{срок_поставки_истек}</w:t>
+        <w:t>{</w:t>
+      </w:r>
+      <w:proofErr w:type="spellStart"/>
+      <w:r>
+        <w:rPr>
+          <w:sz w:val="24"/>
+          <w:szCs w:val="24"/>
+        </w:rPr>
+        <w:t>срок_поставки_истек</w:t>
+      </w:r>
+      <w:proofErr w:type="spellEnd"/>
+      <w:r>
+        <w:rPr>
+          <w:sz w:val="24"/>
+          <w:szCs w:val="24"/>
+        </w:rPr>
+        <w:t>}</w:t>
       </w:r>
       <w:r>
         <w:rPr>
@@ -486,7 +860,23 @@
           <w:sz w:val="24"/>
           <w:szCs w:val="24"/>
         </w:rPr>
-        <w:t>{пункт_контракта_срок}</w:t>
+        <w:t>{</w:t>
+      </w:r>
+      <w:proofErr w:type="spellStart"/>
+      <w:r>
+        <w:rPr>
+          <w:sz w:val="24"/>
+          <w:szCs w:val="24"/>
+        </w:rPr>
+        <w:t>пункт_контракта_срок</w:t>
+      </w:r>
+      <w:proofErr w:type="spellEnd"/>
+      <w:r>
+        <w:rPr>
+          <w:sz w:val="24"/>
+          <w:szCs w:val="24"/>
+        </w:rPr>
+        <w:t>}</w:t>
       </w:r>
       <w:r>
         <w:rPr>
@@ -579,7 +969,23 @@
           <w:sz w:val="24"/>
           <w:szCs w:val="24"/>
         </w:rPr>
-        <w:t>{единица_измерения}</w:t>
+        <w:t>{</w:t>
+      </w:r>
+      <w:proofErr w:type="spellStart"/>
+      <w:r>
+        <w:rPr>
+          <w:sz w:val="24"/>
+          <w:szCs w:val="24"/>
+        </w:rPr>
+        <w:t>единица_измерения</w:t>
+      </w:r>
+      <w:proofErr w:type="spellEnd"/>
+      <w:r>
+        <w:rPr>
+          <w:sz w:val="24"/>
+          <w:szCs w:val="24"/>
+        </w:rPr>
+        <w:t>}</w:t>
       </w:r>
       <w:r>
         <w:rPr>
@@ -636,7 +1042,23 @@
           <w:sz w:val="24"/>
           <w:szCs w:val="23"/>
         </w:rPr>
-        <w:t>{пункт_контракта_неустойка}</w:t>
+        <w:t>{</w:t>
+      </w:r>
+      <w:proofErr w:type="spellStart"/>
+      <w:r>
+        <w:rPr>
+          <w:sz w:val="24"/>
+          <w:szCs w:val="23"/>
+        </w:rPr>
+        <w:t>пункт_контракта_неустойка</w:t>
+      </w:r>
+      <w:proofErr w:type="spellEnd"/>
+      <w:r>
+        <w:rPr>
+          <w:sz w:val="24"/>
+          <w:szCs w:val="23"/>
+        </w:rPr>
+        <w:t>}</w:t>
       </w:r>
       <w:r>
         <w:rPr>
@@ -712,7 +1134,25 @@
                 <w:szCs w:val="23"/>
                 <w:lang w:val="en-US"/>
               </w:rPr>
-              <w:t>{цена_формат}</w:t>
+              <w:t>{</w:t>
+            </w:r>
+            <w:proofErr w:type="spellStart"/>
+            <w:r>
+              <w:rPr>
+                <w:sz w:val="23"/>
+                <w:szCs w:val="23"/>
+                <w:lang w:val="en-US"/>
+              </w:rPr>
+              <w:t>цена_формат</w:t>
+            </w:r>
+            <w:proofErr w:type="spellEnd"/>
+            <w:r>
+              <w:rPr>
+                <w:sz w:val="23"/>
+                <w:szCs w:val="23"/>
+                <w:lang w:val="en-US"/>
+              </w:rPr>
+              <w:t>}</w:t>
             </w:r>
             <w:r>
               <w:rPr>
@@ -829,14 +1269,49 @@
                 <w:szCs w:val="23"/>
                 <w:lang w:val="en-US"/>
               </w:rPr>
-              <w:t>{ставка_формат}</w:t>
+              <w:t>{</w:t>
+            </w:r>
+            <w:proofErr w:type="spellStart"/>
+            <w:r>
+              <w:rPr>
+                <w:sz w:val="23"/>
+                <w:szCs w:val="23"/>
+                <w:lang w:val="en-US"/>
+              </w:rPr>
+              <w:t>ставка_</w:t>
+            </w:r>
+            <w:proofErr w:type="gramStart"/>
+            <w:r>
+              <w:rPr>
+                <w:sz w:val="23"/>
+                <w:szCs w:val="23"/>
+                <w:lang w:val="en-US"/>
+              </w:rPr>
+              <w:t>формат</w:t>
+            </w:r>
+            <w:proofErr w:type="spellEnd"/>
+            <w:r>
+              <w:rPr>
+                <w:sz w:val="23"/>
+                <w:szCs w:val="23"/>
+                <w:lang w:val="en-US"/>
+              </w:rPr>
+              <w:t>}</w:t>
             </w:r>
             <w:r>
               <w:rPr>
                 <w:sz w:val="23"/>
                 <w:szCs w:val="23"/>
               </w:rPr>
-              <w:t xml:space="preserve">%) </w:t>
+              <w:t>%</w:t>
+            </w:r>
+            <w:proofErr w:type="gramEnd"/>
+            <w:r>
+              <w:rPr>
+                <w:sz w:val="23"/>
+                <w:szCs w:val="23"/>
+              </w:rPr>
+              <w:t xml:space="preserve">) </w:t>
             </w:r>
           </w:p>
         </w:tc>
@@ -879,7 +1354,25 @@
                 <w:szCs w:val="23"/>
                 <w:lang w:val="en-US"/>
               </w:rPr>
-              <w:t>{дней_просрочки}</w:t>
+              <w:t>{</w:t>
+            </w:r>
+            <w:proofErr w:type="spellStart"/>
+            <w:r>
+              <w:rPr>
+                <w:sz w:val="23"/>
+                <w:szCs w:val="23"/>
+                <w:lang w:val="en-US"/>
+              </w:rPr>
+              <w:t>дней_просрочки</w:t>
+            </w:r>
+            <w:proofErr w:type="spellEnd"/>
+            <w:r>
+              <w:rPr>
+                <w:sz w:val="23"/>
+                <w:szCs w:val="23"/>
+                <w:lang w:val="en-US"/>
+              </w:rPr>
+              <w:t>}</w:t>
             </w:r>
             <w:r>
               <w:rPr>
@@ -929,7 +1422,25 @@
                 <w:szCs w:val="23"/>
                 <w:lang w:val="en-US"/>
               </w:rPr>
-              <w:t>{сумма_пени}</w:t>
+              <w:t>{</w:t>
+            </w:r>
+            <w:proofErr w:type="spellStart"/>
+            <w:r>
+              <w:rPr>
+                <w:sz w:val="23"/>
+                <w:szCs w:val="23"/>
+                <w:lang w:val="en-US"/>
+              </w:rPr>
+              <w:t>сумма_пени</w:t>
+            </w:r>
+            <w:proofErr w:type="spellEnd"/>
+            <w:r>
+              <w:rPr>
+                <w:sz w:val="23"/>
+                <w:szCs w:val="23"/>
+                <w:lang w:val="en-US"/>
+              </w:rPr>
+              <w:t>}</w:t>
             </w:r>
             <w:r>
               <w:rPr>
@@ -978,13 +1489,29 @@
           <w:sz w:val="18"/>
           <w:szCs w:val="18"/>
         </w:rPr>
-        <w:t>{цена_формат}</w:t>
-      </w:r>
+        <w:t>{</w:t>
+      </w:r>
+      <w:proofErr w:type="spellStart"/>
       <w:r>
         <w:rPr>
           <w:sz w:val="18"/>
           <w:szCs w:val="18"/>
         </w:rPr>
+        <w:t>цена_формат</w:t>
+      </w:r>
+      <w:proofErr w:type="spellEnd"/>
+      <w:r>
+        <w:rPr>
+          <w:sz w:val="18"/>
+          <w:szCs w:val="18"/>
+        </w:rPr>
+        <w:t>}</w:t>
+      </w:r>
+      <w:r>
+        <w:rPr>
+          <w:sz w:val="18"/>
+          <w:szCs w:val="18"/>
+        </w:rPr>
         <w:t xml:space="preserve"> руб.; </w:t>
       </w:r>
     </w:p>
@@ -1001,20 +1528,45 @@
           <w:sz w:val="18"/>
           <w:szCs w:val="18"/>
         </w:rPr>
-        <w:t>Стоимость фактич. исполненного обязательства – (</w:t>
-      </w:r>
+        <w:t xml:space="preserve">Стоимость </w:t>
+      </w:r>
+      <w:proofErr w:type="spellStart"/>
       <w:r>
         <w:rPr>
           <w:sz w:val="18"/>
           <w:szCs w:val="18"/>
         </w:rPr>
-        <w:t>{поставка1_формат}</w:t>
-      </w:r>
+        <w:t>фактич</w:t>
+      </w:r>
+      <w:proofErr w:type="spellEnd"/>
+      <w:proofErr w:type="gramStart"/>
       <w:r>
         <w:rPr>
           <w:sz w:val="18"/>
           <w:szCs w:val="18"/>
         </w:rPr>
+        <w:t>.</w:t>
+      </w:r>
+      <w:proofErr w:type="gramEnd"/>
+      <w:r>
+        <w:rPr>
+          <w:sz w:val="18"/>
+          <w:szCs w:val="18"/>
+        </w:rPr>
+        <w:t xml:space="preserve"> исполненного обязательства – (</w:t>
+      </w:r>
+      <w:r>
+        <w:rPr>
+          <w:sz w:val="18"/>
+          <w:szCs w:val="18"/>
+        </w:rPr>
+        <w:t>{поставка1_формат}</w:t>
+      </w:r>
+      <w:r>
+        <w:rPr>
+          <w:sz w:val="18"/>
+          <w:szCs w:val="18"/>
+        </w:rPr>
         <w:t xml:space="preserve">) руб.; </w:t>
       </w:r>
     </w:p>
@@ -1038,14 +1590,46 @@
           <w:sz w:val="18"/>
           <w:szCs w:val="18"/>
         </w:rPr>
-        <w:t>{ставка_формат}</w:t>
-      </w:r>
+        <w:t>{</w:t>
+      </w:r>
+      <w:proofErr w:type="spellStart"/>
       <w:r>
         <w:rPr>
           <w:sz w:val="18"/>
           <w:szCs w:val="18"/>
         </w:rPr>
-        <w:t xml:space="preserve">%); </w:t>
+        <w:t>ставка_</w:t>
+      </w:r>
+      <w:proofErr w:type="gramStart"/>
+      <w:r>
+        <w:rPr>
+          <w:sz w:val="18"/>
+          <w:szCs w:val="18"/>
+        </w:rPr>
+        <w:t>формат</w:t>
+      </w:r>
+      <w:proofErr w:type="spellEnd"/>
+      <w:r>
+        <w:rPr>
+          <w:sz w:val="18"/>
+          <w:szCs w:val="18"/>
+        </w:rPr>
+        <w:t>}</w:t>
+      </w:r>
+      <w:r>
+        <w:rPr>
+          <w:sz w:val="18"/>
+          <w:szCs w:val="18"/>
+        </w:rPr>
+        <w:t>%</w:t>
+      </w:r>
+      <w:proofErr w:type="gramEnd"/>
+      <w:r>
+        <w:rPr>
+          <w:sz w:val="18"/>
+          <w:szCs w:val="18"/>
+        </w:rPr>
+        <w:t xml:space="preserve">); </w:t>
       </w:r>
     </w:p>
     <w:p>
@@ -1068,7 +1652,23 @@
           <w:sz w:val="18"/>
           <w:szCs w:val="18"/>
         </w:rPr>
-        <w:t>{дней_просрочки}</w:t>
+        <w:t>{</w:t>
+      </w:r>
+      <w:proofErr w:type="spellStart"/>
+      <w:r>
+        <w:rPr>
+          <w:sz w:val="18"/>
+          <w:szCs w:val="18"/>
+        </w:rPr>
+        <w:t>дней_просрочки</w:t>
+      </w:r>
+      <w:proofErr w:type="spellEnd"/>
+      <w:r>
+        <w:rPr>
+          <w:sz w:val="18"/>
+          <w:szCs w:val="18"/>
+        </w:rPr>
+        <w:t>}</w:t>
       </w:r>
       <w:r>
         <w:rPr>
@@ -1103,7 +1703,23 @@
           <w:sz w:val="18"/>
           <w:szCs w:val="18"/>
         </w:rPr>
-        <w:t>{сумма_пени}</w:t>
+        <w:t>{</w:t>
+      </w:r>
+      <w:proofErr w:type="spellStart"/>
+      <w:r>
+        <w:rPr>
+          <w:sz w:val="18"/>
+          <w:szCs w:val="18"/>
+        </w:rPr>
+        <w:t>сумма_пени</w:t>
+      </w:r>
+      <w:proofErr w:type="spellEnd"/>
+      <w:r>
+        <w:rPr>
+          <w:sz w:val="18"/>
+          <w:szCs w:val="18"/>
+        </w:rPr>
+        <w:t>}</w:t>
       </w:r>
       <w:r>
         <w:rPr>
@@ -1226,7 +1842,27 @@
           <w:szCs w:val="23"/>
           <w:u w:val="single"/>
         </w:rPr>
-        <w:t>{сумма_пени_руб}</w:t>
+        <w:t>{</w:t>
+      </w:r>
+      <w:proofErr w:type="spellStart"/>
+      <w:r>
+        <w:rPr>
+          <w:b/>
+          <w:sz w:val="24"/>
+          <w:szCs w:val="23"/>
+          <w:u w:val="single"/>
+        </w:rPr>
+        <w:t>сумма_пени_руб</w:t>
+      </w:r>
+      <w:proofErr w:type="spellEnd"/>
+      <w:r>
+        <w:rPr>
+          <w:b/>
+          <w:sz w:val="24"/>
+          <w:szCs w:val="23"/>
+          <w:u w:val="single"/>
+        </w:rPr>
+        <w:t>}</w:t>
       </w:r>
       <w:r>
         <w:rPr>
@@ -1246,8 +1882,9 @@
           <w:szCs w:val="23"/>
           <w:u w:val="single"/>
         </w:rPr>
-        <w:t>{сумма_пени_коп}</w:t>
-      </w:r>
+        <w:t>{</w:t>
+      </w:r>
+      <w:proofErr w:type="spellStart"/>
       <w:r>
         <w:rPr>
           <w:b/>
@@ -1256,8 +1893,9 @@
           <w:szCs w:val="23"/>
           <w:u w:val="single"/>
         </w:rPr>
-        <w:t xml:space="preserve"> коп. (</w:t>
-      </w:r>
+        <w:t>сумма_пени_коп</w:t>
+      </w:r>
+      <w:proofErr w:type="spellEnd"/>
       <w:r>
         <w:rPr>
           <w:b/>
@@ -1266,7 +1904,7 @@
           <w:szCs w:val="23"/>
           <w:u w:val="single"/>
         </w:rPr>
-        <w:t>{сумма_пени_прописью}</w:t>
+        <w:t>}</w:t>
       </w:r>
       <w:r>
         <w:rPr>
@@ -1276,7 +1914,7 @@
           <w:szCs w:val="23"/>
           <w:u w:val="single"/>
         </w:rPr>
-        <w:t xml:space="preserve"> рублей </w:t>
+        <w:t xml:space="preserve"> коп. (</w:t>
       </w:r>
       <w:r>
         <w:rPr>
@@ -1286,8 +1924,9 @@
           <w:szCs w:val="23"/>
           <w:u w:val="single"/>
         </w:rPr>
-        <w:t>{сумма_пени_коп}</w:t>
-      </w:r>
+        <w:t>{</w:t>
+      </w:r>
+      <w:proofErr w:type="spellStart"/>
       <w:r>
         <w:rPr>
           <w:b/>
@@ -1296,6 +1935,69 @@
           <w:szCs w:val="23"/>
           <w:u w:val="single"/>
         </w:rPr>
+        <w:t>сумма_пени_прописью</w:t>
+      </w:r>
+      <w:proofErr w:type="spellEnd"/>
+      <w:r>
+        <w:rPr>
+          <w:b/>
+          <w:bCs/>
+          <w:sz w:val="23"/>
+          <w:szCs w:val="23"/>
+          <w:u w:val="single"/>
+        </w:rPr>
+        <w:t>}</w:t>
+      </w:r>
+      <w:r>
+        <w:rPr>
+          <w:b/>
+          <w:bCs/>
+          <w:sz w:val="23"/>
+          <w:szCs w:val="23"/>
+          <w:u w:val="single"/>
+        </w:rPr>
+        <w:t xml:space="preserve"> рублей </w:t>
+      </w:r>
+      <w:r>
+        <w:rPr>
+          <w:b/>
+          <w:bCs/>
+          <w:sz w:val="23"/>
+          <w:szCs w:val="23"/>
+          <w:u w:val="single"/>
+        </w:rPr>
+        <w:t>{</w:t>
+      </w:r>
+      <w:proofErr w:type="spellStart"/>
+      <w:r>
+        <w:rPr>
+          <w:b/>
+          <w:bCs/>
+          <w:sz w:val="23"/>
+          <w:szCs w:val="23"/>
+          <w:u w:val="single"/>
+        </w:rPr>
+        <w:t>сумма_пени_коп</w:t>
+      </w:r>
+      <w:proofErr w:type="spellEnd"/>
+      <w:r>
+        <w:rPr>
+          <w:b/>
+          <w:bCs/>
+          <w:sz w:val="23"/>
+          <w:szCs w:val="23"/>
+          <w:u w:val="single"/>
+        </w:rPr>
+        <w:t>}</w:t>
+      </w:r>
+      <w:r>
+        <w:rPr>
+          <w:b/>
+          <w:bCs/>
+          <w:sz w:val="23"/>
+          <w:szCs w:val="23"/>
+          <w:u w:val="single"/>
+        </w:rPr>
         <w:t xml:space="preserve"> копеек)</w:t>
       </w:r>
       <w:r>
@@ -1352,7 +2054,39 @@
           <w:sz w:val="24"/>
           <w:szCs w:val="23"/>
         </w:rPr>
-        <w:t xml:space="preserve">{^обеспечение_нг}или удержать сумму не исполненных Поставщиком в установленный контрактом срок требований Заказчика об уплате неустоек из обеспечения исполнения контракта (договора){/обеспечение_нг}{#обеспечение_нг}или предъявить требование об уплате денежной суммы по независимой гарантии в размере не </w:t>
+        <w:t>{^</w:t>
+      </w:r>
+      <w:proofErr w:type="spellStart"/>
+      <w:r>
+        <w:rPr>
+          <w:sz w:val="24"/>
+          <w:szCs w:val="23"/>
+        </w:rPr>
+        <w:t>обеспечение_нг</w:t>
+      </w:r>
+      <w:proofErr w:type="spellEnd"/>
+      <w:r>
+        <w:rPr>
+          <w:sz w:val="24"/>
+          <w:szCs w:val="23"/>
+        </w:rPr>
+        <w:t>}или удержать сумму не исполненных Поставщиком в установленный контрактом срок требований Заказчика об уплате неустоек из обеспечения исполнения контракта (договора){/</w:t>
+      </w:r>
+      <w:proofErr w:type="spellStart"/>
+      <w:r>
+        <w:rPr>
+          <w:sz w:val="24"/>
+          <w:szCs w:val="23"/>
+        </w:rPr>
+        <w:t>обеспечение_нг</w:t>
+      </w:r>
+      <w:proofErr w:type="spellEnd"/>
+      <w:r>
+        <w:rPr>
+          <w:sz w:val="24"/>
+          <w:szCs w:val="23"/>
+        </w:rPr>
+        <w:t xml:space="preserve">}{#обеспечение_нг}или предъявить требование об уплате денежной суммы по независимой гарантии в размере не </w:t>
       </w:r>
       <w:r>
         <w:rPr>
@@ -1360,7 +2094,23 @@
           <w:szCs w:val="23"/>
         </w:rPr>
         <w:lastRenderedPageBreak/>
-        <w:t>исполненных Поставщиком в установленный контрактом срок требований Заказчика об уплате неустоек{/обеспечение_нг}.</w:t>
+        <w:t>исполненных Поставщиком в установленный контрактом срок требований Заказчика об уплате неустоек{/</w:t>
+      </w:r>
+      <w:proofErr w:type="spellStart"/>
+      <w:r>
+        <w:rPr>
+          <w:sz w:val="24"/>
+          <w:szCs w:val="23"/>
+        </w:rPr>
+        <w:t>обеспечение_нг</w:t>
+      </w:r>
+      <w:proofErr w:type="spellEnd"/>
+      <w:r>
+        <w:rPr>
+          <w:sz w:val="24"/>
+          <w:szCs w:val="23"/>
+        </w:rPr>
+        <w:t>}.</w:t>
       </w:r>
       <w:r>
         <w:rPr>
@@ -1530,7 +2280,27 @@
           <w:szCs w:val="16"/>
           <w:lang w:val="en-US"/>
         </w:rPr>
-        <w:t>{фио_исполнителя}</w:t>
+        <w:t>{</w:t>
+      </w:r>
+      <w:proofErr w:type="spellStart"/>
+      <w:r>
+        <w:rPr>
+          <w:i/>
+          <w:sz w:val="16"/>
+          <w:szCs w:val="16"/>
+          <w:lang w:val="en-US"/>
+        </w:rPr>
+        <w:t>фио_исполнителя</w:t>
+      </w:r>
+      <w:proofErr w:type="spellEnd"/>
+      <w:r>
+        <w:rPr>
+          <w:i/>
+          <w:sz w:val="16"/>
+          <w:szCs w:val="16"/>
+          <w:lang w:val="en-US"/>
+        </w:rPr>
+        <w:t>}</w:t>
       </w:r>
       <w:r>
         <w:rPr>
@@ -1644,7 +2414,23 @@
         <w:sz w:val="18"/>
         <w:lang w:val="en-US"/>
       </w:rPr>
-      <w:t>34 Dvortsovaya nab., St. Petersburg 190000, Russia</w:t>
+      <w:t xml:space="preserve">34 </w:t>
+    </w:r>
+    <w:proofErr w:type="spellStart"/>
+    <w:r>
+      <w:rPr>
+        <w:sz w:val="18"/>
+        <w:lang w:val="en-US"/>
+      </w:rPr>
+      <w:t>Dvortsovaya</w:t>
+    </w:r>
+    <w:proofErr w:type="spellEnd"/>
+    <w:r>
+      <w:rPr>
+        <w:sz w:val="18"/>
+        <w:lang w:val="en-US"/>
+      </w:rPr>
+      <w:t xml:space="preserve"> nab., St. Petersburg 190000, Russia</w:t>
     </w:r>
   </w:p>
   <w:p>

--- a/templates/pretenzii/44_аук_1част_пост_претензия.docx
+++ b/templates/pretenzii/44_аук_1част_пост_претензия.docx
@@ -307,23 +307,7 @@
           <w:sz w:val="24"/>
           <w:szCs w:val="24"/>
         </w:rPr>
-        <w:t>ОГРН {</w:t>
-      </w:r>
-      <w:proofErr w:type="spellStart"/>
-      <w:r>
-        <w:rPr>
-          <w:sz w:val="24"/>
-          <w:szCs w:val="24"/>
-        </w:rPr>
-        <w:t>огрн</w:t>
-      </w:r>
-      <w:proofErr w:type="spellEnd"/>
-      <w:r>
-        <w:rPr>
-          <w:sz w:val="24"/>
-          <w:szCs w:val="24"/>
-        </w:rPr>
-        <w:t>}, ИНН {</w:t>
+        <w:t>ИНН {</w:t>
       </w:r>
       <w:proofErr w:type="spellStart"/>
       <w:r>
@@ -1212,12 +1196,37 @@
               </w:rPr>
               <w:t>{поставка1_формат}</w:t>
             </w:r>
+            <w:proofErr w:type="gramStart"/>
             <w:r>
               <w:rPr>
                 <w:sz w:val="23"/>
                 <w:szCs w:val="23"/>
               </w:rPr>
               <w:t xml:space="preserve">)) </w:t>
+            </w:r>
+            <w:r>
+              <w:rPr>
+                <w:sz w:val="23"/>
+                <w:szCs w:val="23"/>
+                <w:lang w:val="en-US"/>
+              </w:rPr>
+              <w:t xml:space="preserve">  </w:t>
+            </w:r>
+            <w:proofErr w:type="gramEnd"/>
+            <w:r>
+              <w:rPr>
+                <w:sz w:val="23"/>
+                <w:szCs w:val="23"/>
+                <w:lang w:val="en-US"/>
+              </w:rPr>
+              <w:t xml:space="preserve">   </w:t>
+            </w:r>
+            <w:r>
+              <w:rPr>
+                <w:sz w:val="23"/>
+                <w:szCs w:val="23"/>
+              </w:rPr>
+              <w:t>*</w:t>
             </w:r>
           </w:p>
         </w:tc>
@@ -1956,7 +1965,7 @@
           <w:szCs w:val="23"/>
           <w:u w:val="single"/>
         </w:rPr>
-        <w:t xml:space="preserve"> рублей </w:t>
+        <w:t xml:space="preserve"> </w:t>
       </w:r>
       <w:r>
         <w:rPr>
@@ -1998,7 +2007,7 @@
           <w:szCs w:val="23"/>
           <w:u w:val="single"/>
         </w:rPr>
-        <w:t xml:space="preserve"> копеек)</w:t>
+        <w:t>)</w:t>
       </w:r>
       <w:r>
         <w:rPr>

--- a/templates/pretenzii/44_аук_1част_пост_претензия.docx
+++ b/templates/pretenzii/44_аук_1част_пост_претензия.docx
@@ -1986,7 +1986,7 @@
           <w:szCs w:val="23"/>
           <w:u w:val="single"/>
         </w:rPr>
-        <w:t>сумма_пени_коп</w:t>
+        <w:t>сумма_пени_коп_прописью</w:t>
       </w:r>
       <w:proofErr w:type="spellEnd"/>
       <w:r>
